--- a/01-嵌入式操作系统及应用/01-教案/嵌入式操作系统及应用-25.docx
+++ b/01-嵌入式操作系统及应用/01-教案/嵌入式操作系统及应用-25.docx
@@ -569,17 +569,6 @@
           </w:p>
           <w:p>
             <w:pPr>
-              <w:pStyle w:val="2"/>
-              <w:keepNext w:val="0"/>
-              <w:keepLines w:val="0"/>
-              <w:widowControl/>
-              <w:suppressLineNumbers w:val="0"/>
-              <w:pBdr>
-                <w:bottom w:val="none" w:color="auto" w:sz="0" w:space="0"/>
-              </w:pBdr>
-              <w:shd w:val="clear" w:fill="FFFFFF"/>
-              <w:spacing w:before="210" w:beforeAutospacing="0" w:after="192" w:afterAutospacing="0" w:line="14" w:lineRule="atLeast"/>
-              <w:ind w:left="0" w:firstLine="0"/>
               <w:rPr>
                 <w:rFonts w:hint="eastAsia" w:ascii="宋体" w:hAnsi="宋体" w:eastAsia="黑体" w:cs="黑体"/>
                 <w:b w:val="0"/>
@@ -590,13 +579,8 @@
                 <w:lang w:val="en-US" w:eastAsia="zh-CN" w:bidi="en-US"/>
               </w:rPr>
             </w:pPr>
-            <w:r>
-              <w:rPr>
-                <w:rFonts w:hint="eastAsia" w:ascii="宋体" w:hAnsi="宋体"/>
-                <w:lang w:val="en-US" w:eastAsia="zh-CN"/>
-              </w:rPr>
-              <w:t xml:space="preserve">    </w:t>
-            </w:r>
+            <w:bookmarkStart w:id="0" w:name="_GoBack"/>
+            <w:bookmarkEnd w:id="0"/>
             <w:r>
               <w:rPr>
                 <w:rFonts w:hint="default" w:ascii="宋体" w:hAnsi="宋体" w:eastAsia="黑体" w:cs="黑体"/>
@@ -713,7 +697,6 @@
                 <w:spacing w:val="0"/>
                 <w:sz w:val="17"/>
                 <w:szCs w:val="17"/>
-                <w:bdr w:val="none" w:color="auto" w:sz="0" w:space="0"/>
                 <w:shd w:val="clear" w:fill="F0F0F0"/>
               </w:rPr>
               <w:t>NetworkInit()</w:t>
@@ -743,7 +726,6 @@
                 <w:spacing w:val="0"/>
                 <w:sz w:val="17"/>
                 <w:szCs w:val="17"/>
-                <w:bdr w:val="none" w:color="auto" w:sz="0" w:space="0"/>
                 <w:shd w:val="clear" w:fill="F0F0F0"/>
               </w:rPr>
               <w:t>MQTTClientInit()</w:t>
@@ -773,7 +755,6 @@
                 <w:spacing w:val="0"/>
                 <w:sz w:val="17"/>
                 <w:szCs w:val="17"/>
-                <w:bdr w:val="none" w:color="auto" w:sz="0" w:space="0"/>
                 <w:shd w:val="clear" w:fill="F0F0F0"/>
               </w:rPr>
               <w:t>MQTTConnect()</w:t>
@@ -803,7 +784,6 @@
                 <w:spacing w:val="0"/>
                 <w:sz w:val="17"/>
                 <w:szCs w:val="17"/>
-                <w:bdr w:val="none" w:color="auto" w:sz="0" w:space="0"/>
                 <w:shd w:val="clear" w:fill="F0F0F0"/>
               </w:rPr>
               <w:t>BUILD.gn</w:t>
@@ -833,7 +813,6 @@
                 <w:spacing w:val="0"/>
                 <w:sz w:val="17"/>
                 <w:szCs w:val="17"/>
-                <w:bdr w:val="none" w:color="auto" w:sz="0" w:space="0"/>
                 <w:shd w:val="clear" w:fill="F0F0F0"/>
               </w:rPr>
               <w:t>Makefile</w:t>
@@ -1012,7 +991,6 @@
                 <w:spacing w:val="0"/>
                 <w:sz w:val="17"/>
                 <w:szCs w:val="17"/>
-                <w:bdr w:val="none" w:color="auto" w:sz="0" w:space="0"/>
                 <w:shd w:val="clear" w:fill="F0F0F0"/>
               </w:rPr>
               <w:t>MQTTPacket_connectData</w:t>
@@ -1201,7 +1179,6 @@
                 <w:spacing w:val="0"/>
                 <w:sz w:val="17"/>
                 <w:szCs w:val="17"/>
-                <w:bdr w:val="none" w:color="auto" w:sz="0" w:space="0"/>
                 <w:shd w:val="clear" w:fill="F0F0F0"/>
               </w:rPr>
               <w:t>NetworkConnect()</w:t>
@@ -1231,7 +1208,6 @@
                 <w:spacing w:val="0"/>
                 <w:sz w:val="17"/>
                 <w:szCs w:val="17"/>
-                <w:bdr w:val="none" w:color="auto" w:sz="0" w:space="0"/>
                 <w:shd w:val="clear" w:fill="F0F0F0"/>
               </w:rPr>
               <w:t>MQTTSubscribe()</w:t>
@@ -1261,7 +1237,6 @@
                 <w:spacing w:val="0"/>
                 <w:sz w:val="17"/>
                 <w:szCs w:val="17"/>
-                <w:bdr w:val="none" w:color="auto" w:sz="0" w:space="0"/>
                 <w:shd w:val="clear" w:fill="F0F0F0"/>
               </w:rPr>
               <w:t>MQTTPublish()</w:t>
@@ -1319,7 +1294,6 @@
                 <w:spacing w:val="0"/>
                 <w:sz w:val="17"/>
                 <w:szCs w:val="17"/>
-                <w:bdr w:val="none" w:color="auto" w:sz="0" w:space="0"/>
                 <w:shd w:val="clear" w:fill="F0F0F0"/>
               </w:rPr>
               <w:t>mosquitto.conf</w:t>
@@ -1405,7 +1379,6 @@
                 <w:spacing w:val="0"/>
                 <w:sz w:val="17"/>
                 <w:szCs w:val="17"/>
-                <w:bdr w:val="none" w:color="auto" w:sz="0" w:space="0"/>
                 <w:shd w:val="clear" w:fill="F0F0F0"/>
               </w:rPr>
               <w:t>MQTTPacket_connectData</w:t>
@@ -1866,7 +1839,6 @@
             <w:insideH w:val="single" w:color="auto" w:sz="4" w:space="0"/>
             <w:insideV w:val="single" w:color="auto" w:sz="4" w:space="0"/>
           </w:tblBorders>
-          <w:shd w:val="clear" w:color="auto" w:fill="FFFFFF"/>
           <w:tblCellMar>
             <w:top w:w="0" w:type="dxa"/>
             <w:left w:w="108" w:type="dxa"/>
@@ -2006,7 +1978,6 @@
             <w:insideH w:val="single" w:color="auto" w:sz="4" w:space="0"/>
             <w:insideV w:val="single" w:color="auto" w:sz="4" w:space="0"/>
           </w:tblBorders>
-          <w:shd w:val="clear" w:color="auto" w:fill="FFFFFF"/>
           <w:tblCellMar>
             <w:top w:w="0" w:type="dxa"/>
             <w:left w:w="108" w:type="dxa"/>
@@ -2594,7 +2565,6 @@
                 <w:spacing w:val="0"/>
                 <w:sz w:val="17"/>
                 <w:szCs w:val="17"/>
-                <w:bdr w:val="none" w:color="auto" w:sz="0" w:space="0"/>
                 <w:shd w:val="clear" w:fill="F0F0F0"/>
               </w:rPr>
               <w:t>iot_mqtt_thread</w:t>
@@ -2652,7 +2622,6 @@
                 <w:spacing w:val="0"/>
                 <w:sz w:val="17"/>
                 <w:szCs w:val="17"/>
-                <w:bdr w:val="none" w:color="auto" w:sz="0" w:space="0"/>
                 <w:shd w:val="clear" w:fill="F0F0F0"/>
               </w:rPr>
               <w:t>SetWifiModeOn()</w:t>
@@ -3870,7 +3839,6 @@
                 <w:spacing w:val="0"/>
                 <w:sz w:val="17"/>
                 <w:szCs w:val="17"/>
-                <w:bdr w:val="none" w:color="auto" w:sz="0" w:space="0"/>
                 <w:shd w:val="clear" w:fill="F0F0F0"/>
               </w:rPr>
               <w:t>NetworkInit(&amp;network)</w:t>
@@ -3928,7 +3896,6 @@
                 <w:spacing w:val="0"/>
                 <w:sz w:val="17"/>
                 <w:szCs w:val="17"/>
-                <w:bdr w:val="none" w:color="auto" w:sz="0" w:space="0"/>
                 <w:shd w:val="clear" w:fill="F0F0F0"/>
               </w:rPr>
               <w:t>MQTTClientInit(...)</w:t>
@@ -3986,7 +3953,6 @@
                 <w:spacing w:val="0"/>
                 <w:sz w:val="17"/>
                 <w:szCs w:val="17"/>
-                <w:bdr w:val="none" w:color="auto" w:sz="0" w:space="0"/>
                 <w:shd w:val="clear" w:fill="F0F0F0"/>
               </w:rPr>
               <w:t>MQTTConnect(&amp;client, &amp;data)</w:t>
@@ -4016,7 +3982,6 @@
                 <w:spacing w:val="0"/>
                 <w:sz w:val="17"/>
                 <w:szCs w:val="17"/>
-                <w:bdr w:val="none" w:color="auto" w:sz="0" w:space="0"/>
                 <w:shd w:val="clear" w:fill="F0F0F0"/>
               </w:rPr>
               <w:t>data</w:t>
@@ -4074,7 +4039,6 @@
                 <w:spacing w:val="0"/>
                 <w:sz w:val="17"/>
                 <w:szCs w:val="17"/>
-                <w:bdr w:val="none" w:color="auto" w:sz="0" w:space="0"/>
                 <w:shd w:val="clear" w:fill="F0F0F0"/>
               </w:rPr>
               <w:t>MQTTSubscribe(...)</w:t>
@@ -4104,7 +4068,6 @@
                 <w:spacing w:val="0"/>
                 <w:sz w:val="17"/>
                 <w:szCs w:val="17"/>
-                <w:bdr w:val="none" w:color="auto" w:sz="0" w:space="0"/>
                 <w:shd w:val="clear" w:fill="F0F0F0"/>
               </w:rPr>
               <w:t>MQTTPublish(...)</w:t>
@@ -4162,7 +4125,6 @@
                 <w:spacing w:val="0"/>
                 <w:sz w:val="17"/>
                 <w:szCs w:val="17"/>
-                <w:bdr w:val="none" w:color="auto" w:sz="0" w:space="0"/>
                 <w:shd w:val="clear" w:fill="F0F0F0"/>
               </w:rPr>
               <w:t>MQTTConnect</w:t>
@@ -4538,7 +4500,6 @@
                 <w:spacing w:val="0"/>
                 <w:sz w:val="17"/>
                 <w:szCs w:val="17"/>
-                <w:bdr w:val="none" w:color="auto" w:sz="0" w:space="0"/>
                 <w:shd w:val="clear" w:fill="F0F0F0"/>
               </w:rPr>
               <w:t>mosquitto.conf</w:t>
@@ -4568,7 +4529,6 @@
                 <w:spacing w:val="0"/>
                 <w:sz w:val="17"/>
                 <w:szCs w:val="17"/>
-                <w:bdr w:val="none" w:color="auto" w:sz="0" w:space="0"/>
                 <w:shd w:val="clear" w:fill="F0F0F0"/>
               </w:rPr>
               <w:t>allow_anonymous true</w:t>
@@ -4626,7 +4586,6 @@
                 <w:spacing w:val="0"/>
                 <w:sz w:val="17"/>
                 <w:szCs w:val="17"/>
-                <w:bdr w:val="none" w:color="auto" w:sz="0" w:space="0"/>
                 <w:shd w:val="clear" w:fill="F0F0F0"/>
               </w:rPr>
               <w:t>config_network.c</w:t>
@@ -4656,7 +4615,6 @@
                 <w:spacing w:val="0"/>
                 <w:sz w:val="17"/>
                 <w:szCs w:val="17"/>
-                <w:bdr w:val="none" w:color="auto" w:sz="0" w:space="0"/>
                 <w:shd w:val="clear" w:fill="F0F0F0"/>
               </w:rPr>
               <w:t>iot_mqtt.c</w:t>
@@ -4686,7 +4644,6 @@
                 <w:spacing w:val="0"/>
                 <w:sz w:val="17"/>
                 <w:szCs w:val="17"/>
-                <w:bdr w:val="none" w:color="auto" w:sz="0" w:space="0"/>
                 <w:shd w:val="clear" w:fill="F0F0F0"/>
               </w:rPr>
               <w:t>MQTT_SERVER_IP</w:t>
@@ -5080,7 +5037,6 @@
                 <w:spacing w:val="0"/>
                 <w:sz w:val="17"/>
                 <w:szCs w:val="17"/>
-                <w:bdr w:val="none" w:color="auto" w:sz="0" w:space="0"/>
                 <w:shd w:val="clear" w:fill="F0F0F0"/>
               </w:rPr>
               <w:t>iot_mqtt_thread</w:t>
@@ -5110,7 +5066,6 @@
                 <w:spacing w:val="0"/>
                 <w:sz w:val="17"/>
                 <w:szCs w:val="17"/>
-                <w:bdr w:val="none" w:color="auto" w:sz="0" w:space="0"/>
                 <w:shd w:val="clear" w:fill="F0F0F0"/>
               </w:rPr>
               <w:t>goto begin</w:t>
@@ -5168,7 +5123,6 @@
                 <w:spacing w:val="0"/>
                 <w:sz w:val="17"/>
                 <w:szCs w:val="17"/>
-                <w:bdr w:val="none" w:color="auto" w:sz="0" w:space="0"/>
                 <w:shd w:val="clear" w:fill="F0F0F0"/>
               </w:rPr>
               <w:t>message_receive</w:t>
@@ -5596,7 +5550,6 @@
                 <w:spacing w:val="0"/>
                 <w:sz w:val="17"/>
                 <w:szCs w:val="17"/>
-                <w:bdr w:val="none" w:color="auto" w:sz="0" w:space="0"/>
                 <w:shd w:val="clear" w:fill="F0F0F0"/>
               </w:rPr>
               <w:t>mosquitto.conf</w:t>
@@ -5654,7 +5607,6 @@
                 <w:spacing w:val="0"/>
                 <w:sz w:val="17"/>
                 <w:szCs w:val="17"/>
-                <w:bdr w:val="none" w:color="auto" w:sz="0" w:space="0"/>
                 <w:shd w:val="clear" w:fill="F0F0F0"/>
               </w:rPr>
               <w:t>ipconfig</w:t>
@@ -5836,7 +5788,6 @@
                 <w:spacing w:val="0"/>
                 <w:sz w:val="17"/>
                 <w:szCs w:val="17"/>
-                <w:bdr w:val="none" w:color="auto" w:sz="0" w:space="0"/>
                 <w:shd w:val="clear" w:fill="F0F0F0"/>
               </w:rPr>
               <w:t>config_network.c</w:t>
@@ -5866,7 +5817,6 @@
                 <w:spacing w:val="0"/>
                 <w:sz w:val="17"/>
                 <w:szCs w:val="17"/>
-                <w:bdr w:val="none" w:color="auto" w:sz="0" w:space="0"/>
                 <w:shd w:val="clear" w:fill="F0F0F0"/>
               </w:rPr>
               <w:t>iot_mqtt.c</w:t>
@@ -5924,7 +5874,6 @@
                 <w:spacing w:val="0"/>
                 <w:sz w:val="17"/>
                 <w:szCs w:val="17"/>
-                <w:bdr w:val="none" w:color="auto" w:sz="0" w:space="0"/>
                 <w:shd w:val="clear" w:fill="F0F0F0"/>
               </w:rPr>
               <w:t>BUILD.gn</w:t>
@@ -5954,7 +5903,6 @@
                 <w:spacing w:val="0"/>
                 <w:sz w:val="17"/>
                 <w:szCs w:val="17"/>
-                <w:bdr w:val="none" w:color="auto" w:sz="0" w:space="0"/>
                 <w:shd w:val="clear" w:fill="F0F0F0"/>
               </w:rPr>
               <w:t>Makefile</w:t>
@@ -6903,7 +6851,6 @@
                 <w:spacing w:val="0"/>
                 <w:sz w:val="17"/>
                 <w:szCs w:val="17"/>
-                <w:bdr w:val="none" w:color="auto" w:sz="0" w:space="0"/>
                 <w:shd w:val="clear" w:fill="F0F0F0"/>
               </w:rPr>
               <w:t>MQTTPacket_connectData</w:t>
@@ -7065,8 +7012,6 @@
               </w:rPr>
               <w:t>提供全面复习资源，帮助学生查缺补漏，通过档案汇总实现个性化辅导铺垫。</w:t>
             </w:r>
-            <w:bookmarkStart w:id="0" w:name="_GoBack"/>
-            <w:bookmarkEnd w:id="0"/>
           </w:p>
         </w:tc>
       </w:tr>

--- a/01-嵌入式操作系统及应用/01-教案/嵌入式操作系统及应用-25.docx
+++ b/01-嵌入式操作系统及应用/01-教案/嵌入式操作系统及应用-25.docx
@@ -235,6 +235,21 @@
                 <w:lang w:val="en-US" w:eastAsia="zh-CN"/>
               </w:rPr>
             </w:pPr>
+            <w:r>
+              <w:rPr>
+                <w:rFonts w:ascii="Segoe UI" w:hAnsi="Segoe UI" w:eastAsia="Segoe UI" w:cs="Segoe UI"/>
+                <w:i w:val="0"/>
+                <w:iCs w:val="0"/>
+                <w:caps w:val="0"/>
+                <w:spacing w:val="0"/>
+                <w:sz w:val="16"/>
+                <w:szCs w:val="16"/>
+                <w:shd w:val="clear" w:fill="FBFBFB"/>
+              </w:rPr>
+              <w:t>2025-12-24</w:t>
+            </w:r>
+            <w:bookmarkStart w:id="0" w:name="_GoBack"/>
+            <w:bookmarkEnd w:id="0"/>
           </w:p>
         </w:tc>
       </w:tr>
@@ -318,33 +333,6 @@
               </w:rPr>
               <w:t>物联网2411</w:t>
             </w:r>
-            <w:r>
-              <w:rPr>
-                <w:rFonts w:hint="eastAsia" w:ascii="宋体" w:hAnsi="宋体" w:eastAsia="宋体" w:cs="宋体"/>
-                <w:sz w:val="21"/>
-                <w:szCs w:val="21"/>
-                <w:lang w:val="en-US" w:eastAsia="zh-CN"/>
-              </w:rPr>
-              <w:t>|</w:t>
-            </w:r>
-            <w:r>
-              <w:rPr>
-                <w:rFonts w:hint="eastAsia" w:ascii="宋体" w:hAnsi="宋体" w:eastAsia="宋体" w:cs="宋体"/>
-                <w:sz w:val="21"/>
-                <w:szCs w:val="21"/>
-                <w:lang w:eastAsia="zh-CN"/>
-              </w:rPr>
-              <w:t>物联网241</w:t>
-            </w:r>
-            <w:r>
-              <w:rPr>
-                <w:rFonts w:hint="eastAsia" w:ascii="宋体" w:hAnsi="宋体" w:eastAsia="宋体" w:cs="宋体"/>
-                <w:sz w:val="21"/>
-                <w:szCs w:val="21"/>
-                <w:lang w:val="en-US" w:eastAsia="zh-CN"/>
-              </w:rPr>
-              <w:t>2</w:t>
-            </w:r>
           </w:p>
         </w:tc>
         <w:tc>
@@ -579,8 +567,6 @@
                 <w:lang w:val="en-US" w:eastAsia="zh-CN" w:bidi="en-US"/>
               </w:rPr>
             </w:pPr>
-            <w:bookmarkStart w:id="0" w:name="_GoBack"/>
-            <w:bookmarkEnd w:id="0"/>
             <w:r>
               <w:rPr>
                 <w:rFonts w:hint="default" w:ascii="宋体" w:hAnsi="宋体" w:eastAsia="黑体" w:cs="黑体"/>
@@ -872,7 +858,6 @@
             <w:insideH w:val="single" w:color="auto" w:sz="4" w:space="0"/>
             <w:insideV w:val="single" w:color="auto" w:sz="4" w:space="0"/>
           </w:tblBorders>
-          <w:shd w:val="clear" w:color="auto" w:fill="FFFFFF"/>
           <w:tblCellMar>
             <w:top w:w="0" w:type="dxa"/>
             <w:left w:w="108" w:type="dxa"/>
@@ -1022,7 +1007,6 @@
             <w:insideH w:val="single" w:color="auto" w:sz="4" w:space="0"/>
             <w:insideV w:val="single" w:color="auto" w:sz="4" w:space="0"/>
           </w:tblBorders>
-          <w:shd w:val="clear" w:color="auto" w:fill="FFFFFF"/>
           <w:tblCellMar>
             <w:top w:w="0" w:type="dxa"/>
             <w:left w:w="108" w:type="dxa"/>
@@ -1839,6 +1823,7 @@
             <w:insideH w:val="single" w:color="auto" w:sz="4" w:space="0"/>
             <w:insideV w:val="single" w:color="auto" w:sz="4" w:space="0"/>
           </w:tblBorders>
+          <w:shd w:val="clear" w:color="auto" w:fill="FFFFFF"/>
           <w:tblCellMar>
             <w:top w:w="0" w:type="dxa"/>
             <w:left w:w="108" w:type="dxa"/>
@@ -1978,6 +1963,7 @@
             <w:insideH w:val="single" w:color="auto" w:sz="4" w:space="0"/>
             <w:insideV w:val="single" w:color="auto" w:sz="4" w:space="0"/>
           </w:tblBorders>
+          <w:shd w:val="clear" w:color="auto" w:fill="FFFFFF"/>
           <w:tblCellMar>
             <w:top w:w="0" w:type="dxa"/>
             <w:left w:w="108" w:type="dxa"/>
@@ -7152,7 +7138,7 @@
     <w:lsdException w:uiPriority="99" w:name="HTML Acronym"/>
     <w:lsdException w:uiPriority="99" w:name="HTML Address"/>
     <w:lsdException w:uiPriority="99" w:name="HTML Cite"/>
-    <w:lsdException w:uiPriority="99" w:name="HTML Code"/>
+    <w:lsdException w:qFormat="1" w:uiPriority="99" w:name="HTML Code"/>
     <w:lsdException w:uiPriority="99" w:name="HTML Definition"/>
     <w:lsdException w:uiPriority="99" w:name="HTML Keyboard"/>
     <w:lsdException w:uiPriority="99" w:name="HTML Preformatted"/>
@@ -7498,6 +7484,7 @@
     <w:basedOn w:val="10"/>
     <w:semiHidden/>
     <w:unhideWhenUsed/>
+    <w:qFormat/>
     <w:uiPriority w:val="99"/>
     <w:rPr>
       <w:rFonts w:ascii="Courier New" w:hAnsi="Courier New"/>

--- a/01-嵌入式操作系统及应用/01-教案/嵌入式操作系统及应用-25.docx
+++ b/01-嵌入式操作系统及应用/01-教案/嵌入式操作系统及应用-25.docx
@@ -237,16 +237,17 @@
             </w:pPr>
             <w:r>
               <w:rPr>
-                <w:rFonts w:ascii="Segoe UI" w:hAnsi="Segoe UI" w:eastAsia="Segoe UI" w:cs="Segoe UI"/>
-                <w:i w:val="0"/>
-                <w:iCs w:val="0"/>
-                <w:caps w:val="0"/>
-                <w:spacing w:val="0"/>
-                <w:sz w:val="16"/>
-                <w:szCs w:val="16"/>
-                <w:shd w:val="clear" w:fill="FBFBFB"/>
-              </w:rPr>
-              <w:t>2025-12-24</w:t>
+                <w:rFonts w:ascii="Noto Sans SC" w:hAnsi="Noto Sans SC" w:eastAsia="Noto Sans SC" w:cs="Noto Sans SC"/>
+                <w:i w:val="0"/>
+                <w:iCs w:val="0"/>
+                <w:caps w:val="0"/>
+                <w:color w:val="000000"/>
+                <w:spacing w:val="0"/>
+                <w:sz w:val="14"/>
+                <w:szCs w:val="14"/>
+                <w:shd w:val="clear" w:fill="FFFFFF"/>
+              </w:rPr>
+              <w:t>2025-12-19</w:t>
             </w:r>
             <w:bookmarkStart w:id="0" w:name="_GoBack"/>
             <w:bookmarkEnd w:id="0"/>
@@ -331,7 +332,16 @@
                 <w:szCs w:val="21"/>
                 <w:lang w:eastAsia="zh-CN"/>
               </w:rPr>
-              <w:t>物联网2411</w:t>
+              <w:t>物联网241</w:t>
+            </w:r>
+            <w:r>
+              <w:rPr>
+                <w:rFonts w:hint="eastAsia" w:ascii="宋体" w:hAnsi="宋体" w:eastAsia="宋体" w:cs="宋体"/>
+                <w:sz w:val="21"/>
+                <w:szCs w:val="21"/>
+                <w:lang w:val="en-US" w:eastAsia="zh-CN"/>
+              </w:rPr>
+              <w:t>2</w:t>
             </w:r>
           </w:p>
         </w:tc>
@@ -858,6 +868,7 @@
             <w:insideH w:val="single" w:color="auto" w:sz="4" w:space="0"/>
             <w:insideV w:val="single" w:color="auto" w:sz="4" w:space="0"/>
           </w:tblBorders>
+          <w:shd w:val="clear" w:color="auto" w:fill="FFFFFF"/>
           <w:tblCellMar>
             <w:top w:w="0" w:type="dxa"/>
             <w:left w:w="108" w:type="dxa"/>
@@ -1007,6 +1018,7 @@
             <w:insideH w:val="single" w:color="auto" w:sz="4" w:space="0"/>
             <w:insideV w:val="single" w:color="auto" w:sz="4" w:space="0"/>
           </w:tblBorders>
+          <w:shd w:val="clear" w:color="auto" w:fill="FFFFFF"/>
           <w:tblCellMar>
             <w:top w:w="0" w:type="dxa"/>
             <w:left w:w="108" w:type="dxa"/>
